--- a/TAI_LIEU_HOAN_CHINH/01_Papers/P4_Singapore_MIR/p4_singapore_vi.docx
+++ b/TAI_LIEU_HOAN_CHINH/01_Papers/P4_Singapore_MIR/p4_singapore_vi.docx
@@ -6427,7 +6427,7 @@
     <w:name w:val="Normal"/>
     <w:qFormat/>
     <w:pPr>
-      <w:spacing w:line="360" w:lineRule="auto"/>
+      <w:spacing w:line="288" w:lineRule="auto"/>
       <w:jc w:val="both"/>
     </w:pPr>
     <w:rPr>
@@ -6441,7 +6441,7 @@
     <w:basedOn w:val="Normal"/>
     <w:link w:val="BodyTextChar"/>
     <w:pPr>
-      <w:spacing w:after="180" w:before="180" w:line="360" w:lineRule="auto"/>
+      <w:spacing w:after="180" w:before="180" w:line="288" w:lineRule="auto"/>
       <w:jc w:val="both"/>
     </w:pPr>
     <w:qFormat/>
@@ -6457,7 +6457,7 @@
     <w:next w:val="BodyText"/>
     <w:qFormat/>
     <w:pPr>
-      <w:spacing w:line="360" w:lineRule="auto"/>
+      <w:spacing w:line="288" w:lineRule="auto"/>
       <w:jc w:val="both"/>
     </w:pPr>
     <w:rPr>
@@ -6471,7 +6471,7 @@
     <w:basedOn w:val="BodyText"/>
     <w:qFormat/>
     <w:pPr>
-      <w:spacing w:after="36" w:before="36" w:line="360" w:lineRule="auto"/>
+      <w:spacing w:after="36" w:before="36" w:line="288" w:lineRule="auto"/>
       <w:jc w:val="both"/>
     </w:pPr>
     <w:rPr>
@@ -6488,7 +6488,7 @@
     <w:pPr>
       <w:keepNext/>
       <w:keepLines/>
-      <w:spacing w:after="240" w:before="480" w:line="360" w:lineRule="auto"/>
+      <w:spacing w:after="240" w:before="480" w:line="288" w:lineRule="auto"/>
       <w:jc w:val="both"/>
     </w:pPr>
     <w:rPr>
@@ -6508,7 +6508,7 @@
     <w:pPr>
       <w:keepNext/>
       <w:keepLines/>
-      <w:spacing w:after="240" w:before="240" w:line="360" w:lineRule="auto"/>
+      <w:spacing w:after="240" w:before="240" w:line="288" w:lineRule="auto"/>
       <w:jc w:val="both"/>
     </w:pPr>
     <w:rPr>
@@ -6525,7 +6525,7 @@
     <w:pPr>
       <w:keepNext/>
       <w:keepLines/>
-      <w:spacing w:line="360" w:lineRule="auto"/>
+      <w:spacing w:line="288" w:lineRule="auto"/>
       <w:jc w:val="both"/>
     </w:pPr>
     <w:rPr>
@@ -6541,7 +6541,7 @@
     <w:pPr>
       <w:keepNext/>
       <w:keepLines/>
-      <w:spacing w:line="360" w:lineRule="auto"/>
+      <w:spacing w:line="288" w:lineRule="auto"/>
       <w:jc w:val="both"/>
     </w:pPr>
     <w:rPr>
@@ -6559,7 +6559,7 @@
       <w:keepNext/>
       <w:keepLines/>
       <w:jc w:val="both"/>
-      <w:spacing w:after="0" w:before="300" w:line="360" w:lineRule="auto"/>
+      <w:spacing w:after="0" w:before="300" w:line="288" w:lineRule="auto"/>
     </w:pPr>
     <w:rPr>
       <w:color w:val="000000"/>
@@ -6577,7 +6577,7 @@
     <w:pPr>
       <w:keepNext/>
       <w:keepLines/>
-      <w:spacing w:after="300" w:before="100" w:line="360" w:lineRule="auto"/>
+      <w:spacing w:after="300" w:before="100" w:line="288" w:lineRule="auto"/>
       <w:jc w:val="both"/>
     </w:pPr>
     <w:rPr>
@@ -6593,7 +6593,7 @@
     <w:next w:val="Bibliography"/>
     <w:qFormat/>
     <w:pPr>
-      <w:spacing w:line="360" w:lineRule="auto"/>
+      <w:spacing w:line="288" w:lineRule="auto"/>
       <w:jc w:val="both"/>
     </w:pPr>
     <w:rPr>
@@ -6611,7 +6611,7 @@
     <w:pPr>
       <w:keepNext/>
       <w:keepLines/>
-      <w:spacing w:after="0" w:before="480" w:line="360" w:lineRule="auto"/>
+      <w:spacing w:after="0" w:before="480" w:line="288" w:lineRule="auto"/>
       <w:jc w:val="both"/>
       <w:outlineLvl w:val="0"/>
     </w:pPr>
@@ -6634,7 +6634,7 @@
     <w:pPr>
       <w:keepNext/>
       <w:keepLines/>
-      <w:spacing w:after="0" w:before="200" w:line="360" w:lineRule="auto"/>
+      <w:spacing w:after="0" w:before="200" w:line="288" w:lineRule="auto"/>
       <w:jc w:val="both"/>
       <w:outlineLvl w:val="1"/>
     </w:pPr>
@@ -6657,7 +6657,7 @@
     <w:pPr>
       <w:keepNext/>
       <w:keepLines/>
-      <w:spacing w:after="0" w:before="200" w:line="360" w:lineRule="auto"/>
+      <w:spacing w:after="0" w:before="200" w:line="288" w:lineRule="auto"/>
       <w:jc w:val="both"/>
       <w:outlineLvl w:val="2"/>
     </w:pPr>
@@ -6680,7 +6680,7 @@
     <w:pPr>
       <w:keepNext/>
       <w:keepLines/>
-      <w:spacing w:after="0" w:before="200" w:line="360" w:lineRule="auto"/>
+      <w:spacing w:after="0" w:before="200" w:line="288" w:lineRule="auto"/>
       <w:jc w:val="both"/>
       <w:outlineLvl w:val="3"/>
     </w:pPr>
@@ -6703,7 +6703,7 @@
     <w:pPr>
       <w:keepNext/>
       <w:keepLines/>
-      <w:spacing w:after="0" w:before="200" w:line="360" w:lineRule="auto"/>
+      <w:spacing w:after="0" w:before="200" w:line="288" w:lineRule="auto"/>
       <w:jc w:val="both"/>
       <w:outlineLvl w:val="4"/>
     </w:pPr>
@@ -6725,7 +6725,7 @@
     <w:pPr>
       <w:keepNext/>
       <w:keepLines/>
-      <w:spacing w:after="0" w:before="200" w:line="360" w:lineRule="auto"/>
+      <w:spacing w:after="0" w:before="200" w:line="288" w:lineRule="auto"/>
       <w:jc w:val="both"/>
       <w:outlineLvl w:val="5"/>
     </w:pPr>
@@ -6746,7 +6746,7 @@
     <w:pPr>
       <w:keepNext/>
       <w:keepLines/>
-      <w:spacing w:after="0" w:before="200" w:line="360" w:lineRule="auto"/>
+      <w:spacing w:after="0" w:before="200" w:line="288" w:lineRule="auto"/>
       <w:jc w:val="both"/>
       <w:outlineLvl w:val="6"/>
     </w:pPr>
@@ -6767,7 +6767,7 @@
     <w:pPr>
       <w:keepNext/>
       <w:keepLines/>
-      <w:spacing w:after="0" w:before="200" w:line="360" w:lineRule="auto"/>
+      <w:spacing w:after="0" w:before="200" w:line="288" w:lineRule="auto"/>
       <w:jc w:val="both"/>
       <w:outlineLvl w:val="7"/>
     </w:pPr>
@@ -6788,7 +6788,7 @@
     <w:pPr>
       <w:keepNext/>
       <w:keepLines/>
-      <w:spacing w:after="0" w:before="200" w:line="360" w:lineRule="auto"/>
+      <w:spacing w:after="0" w:before="200" w:line="288" w:lineRule="auto"/>
       <w:jc w:val="both"/>
       <w:outlineLvl w:val="8"/>
     </w:pPr>
@@ -6807,7 +6807,7 @@
     <w:unhideWhenUsed/>
     <w:qFormat/>
     <w:pPr>
-      <w:spacing w:after="100" w:before="100" w:line="360" w:lineRule="auto"/>
+      <w:spacing w:after="100" w:before="100" w:line="288" w:lineRule="auto"/>
       <w:ind w:firstLine="0" w:left="480" w:right="480"/>
       <w:jc w:val="both"/>
     </w:pPr>
@@ -6825,7 +6825,7 @@
     <w:unhideWhenUsed/>
     <w:qFormat/>
     <w:pPr>
-      <w:spacing w:line="360" w:lineRule="auto"/>
+      <w:spacing w:line="288" w:lineRule="auto"/>
       <w:jc w:val="both"/>
     </w:pPr>
     <w:rPr>
@@ -6851,7 +6851,7 @@
     <w:unhideWhenUsed/>
     <w:qFormat/>
     <w:pPr>
-      <w:spacing w:line="360" w:lineRule="auto"/>
+      <w:spacing w:line="288" w:lineRule="auto"/>
       <w:jc w:val="both"/>
     </w:pPr>
     <w:rPr>
@@ -6891,7 +6891,7 @@
     <w:pPr>
       <w:keepNext/>
       <w:keepLines/>
-      <w:spacing w:after="0" w:line="360" w:lineRule="auto"/>
+      <w:spacing w:after="0" w:line="288" w:lineRule="auto"/>
       <w:jc w:val="both"/>
     </w:pPr>
     <w:rPr>
@@ -6905,7 +6905,7 @@
     <w:name w:val="Definition"/>
     <w:basedOn w:val="Normal"/>
     <w:pPr>
-      <w:spacing w:line="360" w:lineRule="auto"/>
+      <w:spacing w:line="288" w:lineRule="auto"/>
       <w:jc w:val="both"/>
     </w:pPr>
     <w:rPr>
@@ -6919,7 +6919,7 @@
     <w:basedOn w:val="Normal"/>
     <w:link w:val="BodyTextChar"/>
     <w:pPr>
-      <w:spacing w:after="120" w:before="0" w:line="360" w:lineRule="auto"/>
+      <w:spacing w:after="120" w:before="0" w:line="288" w:lineRule="auto"/>
       <w:jc w:val="both"/>
     </w:pPr>
     <w:rPr>
@@ -6934,7 +6934,7 @@
     <w:basedOn w:val="Caption"/>
     <w:pPr>
       <w:keepNext/>
-      <w:spacing w:line="360" w:lineRule="auto"/>
+      <w:spacing w:line="288" w:lineRule="auto"/>
       <w:jc w:val="both"/>
     </w:pPr>
     <w:rPr>
@@ -6947,7 +6947,7 @@
     <w:name w:val="Image Caption"/>
     <w:basedOn w:val="Caption"/>
     <w:pPr>
-      <w:spacing w:line="360" w:lineRule="auto"/>
+      <w:spacing w:line="288" w:lineRule="auto"/>
       <w:jc w:val="both"/>
     </w:pPr>
     <w:rPr>
@@ -6960,7 +6960,7 @@
     <w:name w:val="Figure"/>
     <w:basedOn w:val="Normal"/>
     <w:pPr>
-      <w:spacing w:line="360" w:lineRule="auto"/>
+      <w:spacing w:line="288" w:lineRule="auto"/>
       <w:jc w:val="both"/>
     </w:pPr>
     <w:rPr>
@@ -6974,7 +6974,7 @@
     <w:basedOn w:val="Figure"/>
     <w:pPr>
       <w:keepNext/>
-      <w:spacing w:line="360" w:lineRule="auto"/>
+      <w:spacing w:line="288" w:lineRule="auto"/>
       <w:jc w:val="both"/>
     </w:pPr>
     <w:rPr>
@@ -7038,7 +7038,7 @@
     <w:unhideWhenUsed/>
     <w:qFormat/>
     <w:pPr>
-      <w:spacing w:before="240" w:line="360" w:lineRule="auto"/>
+      <w:spacing w:before="240" w:line="288" w:lineRule="auto"/>
       <w:jc w:val="both"/>
       <w:outlineLvl w:val="9"/>
     </w:pPr>
